--- a/output_receita_federal/parecer_normativo_cst/documents/pn_cst_62_19760831.docx
+++ b/output_receita_federal/parecer_normativo_cst/documents/pn_cst_62_19760831.docx
@@ -15,13 +15,25 @@
         <w:t xml:space="preserve">IMPOSTO SOBRE A RENDA E PROVENTOS </w:t>
       </w:r>
       <w:r>
+        <w:br/>
+      </w:r>
+      <w:r>
         <w:t xml:space="preserve">MNTPF 1.24.20.00 - Cédula C - Rendimentos do trabalho assalariado </w:t>
+      </w:r>
+      <w:r>
+        <w:br/>
       </w:r>
       <w:r>
         <w:t xml:space="preserve">MNTPJ 2.20.09.00 - Custos, Despesas Operacionais e Encargos </w:t>
       </w:r>
       <w:r>
+        <w:br/>
+      </w:r>
+      <w:r>
         <w:t xml:space="preserve">MNTPJ 2.20.09.64 - Despesas de Propaganda </w:t>
+      </w:r>
+      <w:r>
+        <w:br/>
       </w:r>
       <w:r>
         <w:t>O valor do prêmio em dinheiro conferido a pessoa física, como recompensa por participação em competição de conhecimentos, realizada em auditório de empresa de radiodifusão ou televisão, integra-se na despesa de propaganda do patrocinador.</w:t>
@@ -97,6 +109,9 @@
         <w:t xml:space="preserve">Juarez de Morais </w:t>
       </w:r>
       <w:r>
+        <w:br/>
+      </w:r>
+      <w:r>
         <w:t>Fiscal de Tributos Federais</w:t>
       </w:r>
     </w:p>
@@ -113,6 +128,9 @@
     <w:p>
       <w:r>
         <w:t xml:space="preserve">Antonio Augusto de Mesquita Neto </w:t>
+      </w:r>
+      <w:r>
+        <w:br/>
       </w:r>
       <w:r>
         <w:t>Coordenador do Sistema de Tributação</w:t>
